--- a/_52_SYSTEMS__CHECKFRONT.docx
+++ b/_52_SYSTEMS__CHECKFRONT.docx
@@ -724,157 +724,137 @@
     </w:p>
     <w:p>
       <w:r>
-        <w:t xml:space="preserve">*Making a New Booking*</w:t>
-      </w:r>
-    </w:p>
-    <w:p>
-      <w:r>
-        <w:t xml:space="preserve"/>
-      </w:r>
-    </w:p>
-    <w:p>
-      <w:r>
-        <w:t xml:space="preserve">1. Click the Bookings tab, then click New Booking in the top menu.</w:t>
-      </w:r>
-    </w:p>
-    <w:p>
-      <w:r>
-        <w:t xml:space="preserve"/>
-      </w:r>
-    </w:p>
-    <w:p>
-      <w:r>
-        <w:t xml:space="preserve">2. Select the preferred date.</w:t>
-      </w:r>
-    </w:p>
-    <w:p>
-      <w:r>
-        <w:t xml:space="preserve"/>
-      </w:r>
-    </w:p>
-    <w:p>
-      <w:r>
-        <w:t xml:space="preserve">3. Choose the session type:</w:t>
-      </w:r>
-    </w:p>
-    <w:p>
-      <w:r>
-        <w:t xml:space="preserve"/>
-      </w:r>
-    </w:p>
-    <w:p>
-      <w:r>
-        <w:t xml:space="preserve">- Private: guests want the experience exclusively with their own party.</w:t>
-      </w:r>
-    </w:p>
-    <w:p>
-      <w:r>
-        <w:t xml:space="preserve"/>
-      </w:r>
-    </w:p>
-    <w:p>
-      <w:r>
-        <w:t xml:space="preserve">- Public: guests pay for the number of tickets equal to their party size and may share the room with others.</w:t>
-      </w:r>
-    </w:p>
-    <w:p>
-      <w:r>
-        <w:t xml:space="preserve"/>
-      </w:r>
-    </w:p>
-    <w:p>
-      <w:r>
-        <w:t xml:space="preserve">4. Select the experience (e.g., Deadwood Valley, Amber Sky, Squid Game Virtuals).</w:t>
-      </w:r>
-    </w:p>
-    <w:p>
-      <w:r>
-        <w:t xml:space="preserve"/>
-      </w:r>
-    </w:p>
-    <w:p>
-      <w:r>
-        <w:t xml:space="preserve">5. Select the preferred time slot and enter the number of guests.</w:t>
-      </w:r>
-    </w:p>
-    <w:p>
-      <w:r>
-        <w:t xml:space="preserve">Note: always enter the number of guests even for private sessions.</w:t>
-      </w:r>
-    </w:p>
-    <w:p>
-      <w:r>
-        <w:t xml:space="preserve"/>
-      </w:r>
-    </w:p>
-    <w:p>
-      <w:r>
-        <w:t xml:space="preserve">6. If the guest has a promo code, select Apply Discount at the bottom of this page.</w:t>
-      </w:r>
-    </w:p>
-    <w:p>
-      <w:r>
-        <w:t xml:space="preserve"/>
-      </w:r>
-    </w:p>
-    <w:p>
-      <w:r>
-        <w:t xml:space="preserve">7. Enter guest details: full name, email address, and phone number. Confirm accuracy.</w:t>
-      </w:r>
-    </w:p>
-    <w:p>
-      <w:r>
-        <w:t xml:space="preserve"/>
-      </w:r>
-    </w:p>
-    <w:p>
-      <w:r>
-        <w:t xml:space="preserve">8. Select Pay Now at the bottom of the invoice. *Crucial: Payment must be completed immediately.</w:t>
-      </w:r>
-    </w:p>
-    <w:p>
-      <w:r>
-        <w:t xml:space="preserve">Bookings should never be left in Reserved status without payment unless explicitly directed by Ops Leadership.*</w:t>
-      </w:r>
-    </w:p>
-    <w:p>
-      <w:r>
-        <w:t xml:space="preserve"/>
-      </w:r>
-    </w:p>
-    <w:p>
-      <w:r>
-        <w:t xml:space="preserve">9. Select Credit Card as the payment method. For gift card payment, use the Checkfront app (see Payment Processing section).</w:t>
-      </w:r>
-    </w:p>
-    <w:p>
-      <w:r>
-        <w:t xml:space="preserve"/>
-      </w:r>
-    </w:p>
-    <w:p>
-      <w:r>
-        <w:t xml:space="preserve">10. Confirm the total cost before processing. Ensure Send Email Notification is selected.</w:t>
-      </w:r>
-    </w:p>
-    <w:p>
-      <w:r>
-        <w:t xml:space="preserve"/>
-      </w:r>
-    </w:p>
-    <w:p>
-      <w:r>
-        <w:t xml:space="preserve">11. Never select POS when processing payment.</w:t>
-      </w:r>
-    </w:p>
-    <w:p>
-      <w:r>
-        <w:t xml:space="preserve"/>
-      </w:r>
-    </w:p>
-    <w:p>
-      <w:r>
-        <w:t xml:space="preserve">12. Select Process. Wait for the confirmation screen to confirm the booking is recorded.</w:t>
+        <w:t>*Making a New Booking*</w:t>
+      </w:r>
+    </w:p>
+    <w:p>
+      <w:r>
+        <w:t>1. Click the Bookings tab, then click New Booking in the top menu.</w:t>
+      </w:r>
+    </w:p>
+    <w:p>
+      <w:r>
+        <w:t>2. Select the preferred date.</w:t>
+      </w:r>
+    </w:p>
+    <w:p>
+      <w:r>
+        <w:t>3. Choose the session type:</w:t>
+      </w:r>
+    </w:p>
+    <w:p>
+      <w:r>
+        <w:t>- Private: guests want the experience exclusively with their own party.</w:t>
+      </w:r>
+    </w:p>
+    <w:p>
+      <w:r>
+        <w:t>- Public: guests pay for the number of tickets equal to their party size and may share the room with others.</w:t>
+      </w:r>
+    </w:p>
+    <w:p>
+      <w:r>
+        <w:t>4. Select the experience (e.g., Deadwood Valley, Amber Sky, Squid Game Virtuals).</w:t>
+      </w:r>
+    </w:p>
+    <w:p>
+      <w:r>
+        <w:t>5. Select the preferred time slot and enter the number of guests.</w:t>
+      </w:r>
+    </w:p>
+    <w:p>
+      <w:r>
+        <w:t>Note: always enter the number of guests even for private sessions.</w:t>
+      </w:r>
+    </w:p>
+    <w:p>
+      <w:r>
+        <w:t>6. If the guest has a promo code, select Apply Discount at the bottom of this page.</w:t>
+      </w:r>
+    </w:p>
+    <w:p>
+      <w:r>
+        <w:t>7. Enter guest details: full name, email address, and phone number. Confirm accuracy.</w:t>
+      </w:r>
+    </w:p>
+    <w:p>
+      <w:r>
+        <w:t>8. Select Pay Now at the bottom of the invoice. *Crucial: Payment must be completed immediately. Bookings should never be left in Reserved status without payment unless explicitly directed by Ops Leadership.*</w:t>
+      </w:r>
+    </w:p>
+    <w:p>
+      <w:r>
+        <w:t>9. Select Credit Card as the payment method. For gift card payment, use the Checkfront app (see Payment Processing section).</w:t>
+      </w:r>
+    </w:p>
+    <w:p>
+      <w:r>
+        <w:t>10. Confirm the total cost before processing. Ensure Send Email Notification is selected.</w:t>
+      </w:r>
+    </w:p>
+    <w:p>
+      <w:r>
+        <w:t>11. Never select POS when processing payment.</w:t>
+      </w:r>
+    </w:p>
+    <w:p>
+      <w:r>
+        <w:t>12. Select Process. Wait for the confirmation screen to confirm the booking is recorded.</w:t>
+      </w:r>
+    </w:p>
+    <w:p>
+      <w:r>
+        <w:t>*Back-to-Back Before the Booking Is Played*</w:t>
+      </w:r>
+    </w:p>
+    <w:p>
+      <w:r>
+        <w:t>- If the guests have NOT played yet, a back-to-back (both experiences) CAN be added under the same new booking ID. Example: a group of four wanting two experiences back-to-back can have both sessions on one booking ID.</w:t>
+      </w:r>
+    </w:p>
+    <w:p>
+      <w:r>
+        <w:t>- Once the original booking has been played, another session CANNOT be added to that same booking ID. Silica will not register it, because the booking ID has already been used.</w:t>
+      </w:r>
+    </w:p>
+    <w:p>
+      <w:r>
+        <w:t>- If a group decides to replay after completing their original experience, create a NEW booking ID and apply the appropriate replay discount.</w:t>
+      </w:r>
+    </w:p>
+    <w:p>
+      <w:r>
+        <w:t>*Back-to-Back and Event Status*</w:t>
+      </w:r>
+    </w:p>
+    <w:p>
+      <w:r>
+        <w:t>- A back-to-back is NOT automatically an Event.</w:t>
+      </w:r>
+    </w:p>
+    <w:p>
+      <w:r>
+        <w:t>- A booking is an Event only when it contains a total of eight or more tickets. Example: four guests playing two experiences back-to-back equals eight tickets and is considered an Event.</w:t>
+      </w:r>
+    </w:p>
+    <w:p>
+      <w:r>
+        <w:t>- Event bookings count toward the store's weekly repeatability KPI.</w:t>
+      </w:r>
+    </w:p>
+    <w:p>
+      <w:r>
+        <w:t>*DO NOT*</w:t>
+      </w:r>
+    </w:p>
+    <w:p>
+      <w:r>
+        <w:t>- DO NOT tell staff a back-to-back always requires two separate bookings. If the booking has not been played yet, both sessions can be added under the same booking ID.</w:t>
+      </w:r>
+    </w:p>
+    <w:p>
+      <w:r>
+        <w:t>- DO NOT add a session to a booking ID that has already been played. Create a new booking and apply the replay discount instead.</w:t>
       </w:r>
     </w:p>
     <w:p>
